--- a/docs/scripts/BTSLungEmoji_V1.docx
+++ b/docs/scripts/BTSLungEmoji_V1.docx
@@ -4,62 +4,67 @@
   <w:body>
     <w:p>
       <w:r>
-        <w:t>He: When we submitted the anatomical heart emoji, we did not submit it alone.</w:t>
+        <w:t>He: When the anatomical heart emoji arrived on phones, it did not arrive alone. The lungs came with it.</w:t>
       </w:r>
     </w:p>
     <w:p>
       <w:r>
-        <w:t>He: On the same day in March of 2019, our group of healthcare volunteers filed a second proposal to the Unicode Consortium. That one was for the lungs. The two documents still sit next to each other in Unicode’s archive.</w:t>
+        <w:t>He: Both were proposed on the same day, in the spring of 2019, by the same small group of healthcare volunteers.</w:t>
       </w:r>
     </w:p>
     <w:p>
       <w:r>
-        <w:t>He: I worked on the lung proposal with Christian Kamkoff and Melissa Thermidor, in partnership with Jennifer 8. Lee and Emojination. Melissa worked in blood and transplant communication in the United Kingdom, and she understood something it took me longer to learn. When an organ has no symbol, it is harder to talk about.</w:t>
+        <w:t>He: I worked on the lungs alongside Christian Kamkoff and Melissa Thermidor. Melissa spent her career helping people in the United Kingdom talk about blood donation and transplants, and she taught me something simple. When an organ has no picture, people have a harder time talking about it.</w:t>
       </w:r>
     </w:p>
     <w:p>
       <w:r>
-        <w:t>He: Both emoji were accepted together into Unicode 13.0, which was released in March of 2020.</w:t>
+        <w:t>He: Most people assume the lungs were the easy one. A pair of lungs seems simple enough to draw.</w:t>
       </w:r>
     </w:p>
     <w:p>
       <w:r>
-        <w:t>He: People assume the lungs were the easy one. A pair of lungs seems simple to draw.</w:t>
+        <w:t>He: But an emoji has to work at the size of a fingernail. Shrink a careful anatomical drawing down to the size it appears in a text message, and it turns into a smudge.</w:t>
       </w:r>
     </w:p>
     <w:p>
       <w:r>
-        <w:t>He: But an emoji has to survive being shrunk. At the size it appears inside a text message, an anatomical drawing turns into a smudge.</w:t>
+        <w:t>He: So every airway and every vessel has to earn the space it takes up. The lungs on your phone are a balance between what is anatomically true and what a person can actually recognize in a message.</w:t>
       </w:r>
     </w:p>
     <w:p>
       <w:r>
-        <w:t>He: The design has to read clearly at eighteen pixels across, on a phone, in a message thread, sitting right next to a smiley face. Every lobe, every airway, and every vessel a physician would want has to justify the space it takes up.</w:t>
+        <w:t>He: When the Unicode Consortium approves an emoji, what it approves is a character code. For the lungs, that code is U+1FAC1.</w:t>
       </w:r>
     </w:p>
     <w:p>
       <w:r>
-        <w:t>He: So the lungs on your keyboard are a compromise between anatomy and legibility. Learning to make that compromise well is most of the craft.</w:t>
+        <w:t>He: The heart and the lungs were both accepted in 2020, and they began appearing on phones around the world soon after.</w:t>
       </w:r>
     </w:p>
     <w:p>
       <w:r>
-        <w:t>He: The reason it was worth doing is in the numbers. In 2023, chronic obstructive pulmonary disease killed about 3.4 million people. It is the third leading cause of death in the world. Asthma affects roughly 363 million people. Lung cancer is now the most commonly diagnosed cancer on earth, and the one that kills the most people.</w:t>
+        <w:t>He: I think about who reaches for them. Someone newly diagnosed with asthma. A person whose lungs make it hard to climb a flight of stairs. A family waiting on a transplant.</w:t>
       </w:r>
     </w:p>
     <w:p>
       <w:r>
-        <w:t>He: These are not rare conditions. They are ordinary, and they are everywhere. Until a few years ago there was no way to point at the organ they affect using the language most of the planet types in every day.</w:t>
+        <w:t>He: Lung disease is not rare. COPD, a chronic lung disease, is the third leading cause of death in the world, and hundreds of millions of people live with asthma.</w:t>
       </w:r>
     </w:p>
     <w:p>
       <w:r>
-        <w:t>He: Now a respiratory therapist can send a patient a message about their lungs and include the organ itself.</w:t>
+        <w:t>He: Before 2020, none of them could point at the organ that was changing their life using the language most of the world types in every day.</w:t>
       </w:r>
     </w:p>
     <w:p>
       <w:r>
-        <w:t>He: That is a small thing. But a small thing that appears on billions of devices stops being small.</w:t>
+        <w:t>He: Now a patient can send a message about their lungs, and put the lungs inside it.</w:t>
+      </w:r>
+    </w:p>
+    <w:p>
+      <w:r>
+        <w:t>He: That sounds like a small thing. But a small thing that reaches billions of phones stops being small.</w:t>
       </w:r>
     </w:p>
     <w:sectPr>
